--- a/gestion_escolar/templates/tramites/Plantillas/Word/SOLICITUDASIGNACION.docx
+++ b/gestion_escolar/templates/tramites/Plantillas/Word/SOLICITUDASIGNACION.docx
@@ -252,9 +252,11 @@
       <w:pPr>
         <w:spacing w:line="240" w:lineRule="auto"/>
         <w:contextualSpacing/>
-        <w:jc w:val="both"/>
-        <w:rPr>
-          <w:rFonts w:ascii="Verdana" w:hAnsi="Verdana" w:cstheme="minorHAnsi"/>
+        <w:jc w:val="right"/>
+        <w:rPr>
+          <w:rFonts w:ascii="Verdana" w:hAnsi="Verdana" w:cstheme="minorHAnsi"/>
+          <w:b/>
+          <w:bCs/>
           <w:sz w:val="20"/>
           <w:szCs w:val="20"/>
         </w:rPr>
@@ -266,7 +268,52 @@
         <w:contextualSpacing/>
         <w:jc w:val="both"/>
         <w:rPr>
-          <w:rFonts w:ascii="Verdana" w:hAnsi="Verdana" w:cstheme="minorHAnsi"/>
+          <w:rFonts w:ascii="Verdana" w:eastAsia="Calibri" w:hAnsi="Verdana" w:cs="Times New Roman"/>
+          <w:sz w:val="20"/>
+          <w:szCs w:val="20"/>
+        </w:rPr>
+      </w:pPr>
+      <w:r>
+        <w:rPr>
+          <w:rFonts w:ascii="Verdana" w:eastAsia="Calibri" w:hAnsi="Verdana" w:cs="Calibri"/>
+          <w:sz w:val="20"/>
+          <w:szCs w:val="20"/>
+        </w:rPr>
+        <w:t xml:space="preserve">Por medio del presente y de conformidad con el </w:t>
+      </w:r>
+      <w:proofErr w:type="spellStart"/>
+      <w:r>
+        <w:rPr>
+          <w:rFonts w:ascii="Verdana" w:eastAsia="Calibri" w:hAnsi="Verdana" w:cs="Calibri"/>
+          <w:b/>
+          <w:bCs/>
+          <w:sz w:val="20"/>
+          <w:szCs w:val="20"/>
+        </w:rPr>
+        <w:t>Articulo</w:t>
+      </w:r>
+      <w:proofErr w:type="spellEnd"/>
+      <w:r>
+        <w:rPr>
+          <w:rFonts w:ascii="Verdana" w:eastAsia="Calibri" w:hAnsi="Verdana" w:cs="Calibri"/>
+          <w:b/>
+          <w:bCs/>
+          <w:sz w:val="20"/>
+          <w:szCs w:val="20"/>
+        </w:rPr>
+        <w:t xml:space="preserve"> 3° de la constitución política de los Estados unidos mexicanos</w:t>
+      </w:r>
+      <w:r>
+        <w:rPr>
+          <w:rFonts w:ascii="Verdana" w:eastAsia="Calibri" w:hAnsi="Verdana" w:cs="Calibri"/>
+          <w:sz w:val="20"/>
+          <w:szCs w:val="20"/>
+        </w:rPr>
+        <w:t xml:space="preserve">, </w:t>
+      </w:r>
+      <w:r>
+        <w:rPr>
+          <w:rFonts w:ascii="Verdana" w:eastAsia="Calibri" w:hAnsi="Verdana" w:cs="Times New Roman"/>
           <w:b/>
           <w:bCs/>
           <w:i/>
@@ -274,52 +321,23 @@
           <w:sz w:val="20"/>
           <w:szCs w:val="20"/>
         </w:rPr>
-      </w:pPr>
-      <w:r>
-        <w:rPr>
-          <w:rFonts w:ascii="Verdana" w:hAnsi="Verdana" w:cstheme="minorHAnsi"/>
-          <w:sz w:val="20"/>
-          <w:szCs w:val="20"/>
-        </w:rPr>
-        <w:t xml:space="preserve">Por medio del presente y de conformidad con el </w:t>
-      </w:r>
-      <w:r>
-        <w:rPr>
-          <w:rFonts w:ascii="Verdana" w:hAnsi="Verdana" w:cstheme="minorHAnsi"/>
-          <w:b/>
-          <w:bCs/>
-          <w:sz w:val="20"/>
-          <w:szCs w:val="20"/>
-        </w:rPr>
-        <w:t>Articulo 36</w:t>
-      </w:r>
-      <w:r>
-        <w:rPr>
-          <w:rFonts w:ascii="Verdana" w:hAnsi="Verdana" w:cstheme="minorHAnsi"/>
-          <w:sz w:val="20"/>
-          <w:szCs w:val="20"/>
-        </w:rPr>
-        <w:t xml:space="preserve"> del acuerdo </w:t>
-      </w:r>
-      <w:r>
-        <w:rPr>
-          <w:rFonts w:ascii="Verdana" w:hAnsi="Verdana"/>
-          <w:sz w:val="20"/>
-          <w:szCs w:val="20"/>
-        </w:rPr>
-        <w:t xml:space="preserve">que contiene las disposiciones, criterios e indicadores para la realización del proceso de admisión en educación básica, Ciclo Escolar 2025-2026,  en lo referente a la asignación de vacantes temporales de tres meses o menores, que a la letra dice: </w:t>
-      </w:r>
-      <w:r>
-        <w:rPr>
-          <w:rFonts w:ascii="Verdana" w:hAnsi="Verdana"/>
-          <w:b/>
-          <w:bCs/>
-          <w:i/>
-          <w:iCs/>
-          <w:sz w:val="20"/>
-          <w:szCs w:val="20"/>
-        </w:rPr>
-        <w:t>“con la finalidad de priorizar el interés superior de las niñas, niños, adolescentes y jóvenes para contribuir al acceso a su derecho a la educación y garantizar la prestación del servicio educativo, las plazas vacantes temporales de tres meses o menores, generadas por algún tipo de licencia del titular de la plaza, podrán asignarse conforme a los numerales I,II y III del presente artículo, previo registro en el Sistema Abierto y Transparente de Asignación de Plazas”.</w:t>
+        <w:t xml:space="preserve">con la finalidad de priorizar el interés superior de las niñas, niños, adolescentes y jóvenes para contribuir al acceso a su derecho a la educación y garantizar la prestación del servicio educativo, </w:t>
+      </w:r>
+      <w:r>
+        <w:rPr>
+          <w:rFonts w:ascii="Verdana" w:eastAsia="Calibri" w:hAnsi="Verdana" w:cs="Calibri"/>
+          <w:sz w:val="20"/>
+          <w:szCs w:val="20"/>
+        </w:rPr>
+        <w:t xml:space="preserve">con </w:t>
+      </w:r>
+      <w:r>
+        <w:rPr>
+          <w:rFonts w:ascii="Verdana" w:eastAsia="Calibri" w:hAnsi="Verdana" w:cs="Times New Roman"/>
+          <w:sz w:val="20"/>
+          <w:szCs w:val="20"/>
+        </w:rPr>
+        <w:t>los docentes que actualmente cubren licencias con opción a prórroga por parte del titular de la plaza y con el objetivo de dar seguimiento puntual a la planeación didáctica y no afectar el proceso de aprendizaje de los alumnos.</w:t>
       </w:r>
     </w:p>
     <w:p>
@@ -468,8 +486,6 @@
         </w:rPr>
         <w:t xml:space="preserve"> </w:t>
       </w:r>
-      <w:bookmarkStart w:id="0" w:name="_GoBack"/>
-      <w:bookmarkEnd w:id="0"/>
     </w:p>
     <w:p>
       <w:pPr>
@@ -611,6 +627,8 @@
                 <w:szCs w:val="20"/>
               </w:rPr>
             </w:pPr>
+            <w:bookmarkStart w:id="0" w:name="_GoBack"/>
+            <w:bookmarkEnd w:id="0"/>
           </w:p>
         </w:tc>
         <w:tc>
@@ -2081,21 +2099,23 @@
     <w:r>
       <w:rPr>
         <w:noProof/>
+        <w:sz w:val="16"/>
+        <w:szCs w:val="16"/>
         <w:lang w:val="en-US"/>
       </w:rPr>
       <w:drawing>
-        <wp:anchor distT="0" distB="0" distL="114300" distR="114300" simplePos="0" relativeHeight="251659264" behindDoc="1" locked="0" layoutInCell="1" allowOverlap="1" wp14:anchorId="7413B09E" wp14:editId="326B9B5B">
+        <wp:anchor distT="0" distB="0" distL="114300" distR="114300" simplePos="0" relativeHeight="251659264" behindDoc="1" locked="0" layoutInCell="1" allowOverlap="1" wp14:anchorId="56B68603" wp14:editId="10AAF98B">
           <wp:simplePos x="0" y="0"/>
           <wp:positionH relativeFrom="page">
-            <wp:posOffset>180975</wp:posOffset>
+            <wp:posOffset>219075</wp:posOffset>
           </wp:positionH>
           <wp:positionV relativeFrom="paragraph">
-            <wp:posOffset>-890906</wp:posOffset>
+            <wp:posOffset>-1386205</wp:posOffset>
           </wp:positionV>
-          <wp:extent cx="7410450" cy="10639425"/>
-          <wp:effectExtent l="0" t="0" r="0" b="9525"/>
+          <wp:extent cx="7339330" cy="10515600"/>
+          <wp:effectExtent l="0" t="0" r="0" b="0"/>
           <wp:wrapNone/>
-          <wp:docPr id="5" name="Imagen 5"/>
+          <wp:docPr id="1196353157" name="Imagen 2"/>
           <wp:cNvGraphicFramePr>
             <a:graphicFrameLocks xmlns:a="http://schemas.openxmlformats.org/drawingml/2006/main" noChangeAspect="1"/>
           </wp:cNvGraphicFramePr>
@@ -2103,11 +2123,11 @@
             <a:graphicData uri="http://schemas.openxmlformats.org/drawingml/2006/picture">
               <pic:pic xmlns:pic="http://schemas.openxmlformats.org/drawingml/2006/picture">
                 <pic:nvPicPr>
-                  <pic:cNvPr id="65" name="membretada oficial SEED 2025 (USICAMM).jpg"/>
+                  <pic:cNvPr id="1196353157" name="Imagen 1196353157"/>
                   <pic:cNvPicPr/>
                 </pic:nvPicPr>
                 <pic:blipFill>
-                  <a:blip r:embed="rId1" cstate="print">
+                  <a:blip r:embed="rId1">
                     <a:extLst>
                       <a:ext uri="{28A0092B-C50C-407E-A947-70E740481C1C}">
                         <a14:useLocalDpi xmlns:a14="http://schemas.microsoft.com/office/drawing/2010/main" val="0"/>
@@ -2121,7 +2141,7 @@
                 <pic:spPr>
                   <a:xfrm>
                     <a:off x="0" y="0"/>
-                    <a:ext cx="7412040" cy="10641708"/>
+                    <a:ext cx="7353010" cy="10535200"/>
                   </a:xfrm>
                   <a:prstGeom prst="rect">
                     <a:avLst/>
@@ -2631,6 +2651,28 @@
       </w:tblBorders>
     </w:tblPr>
   </w:style>
+  <w:style w:type="paragraph" w:styleId="Piedepgina">
+    <w:name w:val="footer"/>
+    <w:basedOn w:val="Normal"/>
+    <w:link w:val="PiedepginaCar"/>
+    <w:uiPriority w:val="99"/>
+    <w:unhideWhenUsed/>
+    <w:rsid w:val="00DC37C1"/>
+    <w:pPr>
+      <w:tabs>
+        <w:tab w:val="center" w:pos="4680"/>
+        <w:tab w:val="right" w:pos="9360"/>
+      </w:tabs>
+      <w:spacing w:after="0" w:line="240" w:lineRule="auto"/>
+    </w:pPr>
+  </w:style>
+  <w:style w:type="character" w:customStyle="1" w:styleId="PiedepginaCar">
+    <w:name w:val="Pie de página Car"/>
+    <w:basedOn w:val="Fuentedeprrafopredeter"/>
+    <w:link w:val="Piedepgina"/>
+    <w:uiPriority w:val="99"/>
+    <w:rsid w:val="00DC37C1"/>
+  </w:style>
 </w:styles>
 </file>
 

--- a/gestion_escolar/templates/tramites/Plantillas/Word/SOLICITUDASIGNACION.docx
+++ b/gestion_escolar/templates/tramites/Plantillas/Word/SOLICITUDASIGNACION.docx
@@ -47,28 +47,18 @@
         <w:t>F_OfPres</w:t>
       </w:r>
       <w:proofErr w:type="spellEnd"/>
-      <w:proofErr w:type="gramStart"/>
-      <w:r>
-        <w:rPr>
-          <w:rFonts w:ascii="Verdana" w:hAnsi="Verdana" w:cstheme="minorHAnsi"/>
-          <w:b/>
-          <w:bCs/>
-          <w:sz w:val="20"/>
-          <w:szCs w:val="20"/>
-        </w:rPr>
-        <w:t>}}/</w:t>
-      </w:r>
-      <w:proofErr w:type="gramEnd"/>
-      <w:r>
-        <w:rPr>
-          <w:rFonts w:ascii="Verdana" w:hAnsi="Verdana" w:cstheme="minorHAnsi"/>
-          <w:b/>
-          <w:bCs/>
-          <w:sz w:val="20"/>
-          <w:szCs w:val="20"/>
-        </w:rPr>
-        <w:t>2025</w:t>
-      </w:r>
+      <w:r>
+        <w:rPr>
+          <w:rFonts w:ascii="Verdana" w:hAnsi="Verdana" w:cstheme="minorHAnsi"/>
+          <w:b/>
+          <w:bCs/>
+          <w:sz w:val="20"/>
+          <w:szCs w:val="20"/>
+        </w:rPr>
+        <w:t>}}/2026</w:t>
+      </w:r>
+      <w:bookmarkStart w:id="0" w:name="_GoBack"/>
+      <w:bookmarkEnd w:id="0"/>
     </w:p>
     <w:p>
       <w:pPr>
@@ -627,8 +617,6 @@
                 <w:szCs w:val="20"/>
               </w:rPr>
             </w:pPr>
-            <w:bookmarkStart w:id="0" w:name="_GoBack"/>
-            <w:bookmarkEnd w:id="0"/>
           </w:p>
         </w:tc>
         <w:tc>
